--- a/birzeit/comp433/Project_section_5/Phase3_RequirementsAnalysisModelling_Template.docx
+++ b/birzeit/comp433/Project_section_5/Phase3_RequirementsAnalysisModelling_Template.docx
@@ -447,7 +447,7 @@
           <w:b w:val="0"/>
           <w:i w:val="0"/>
         </w:rPr>
-        <w:t>The authoritative description of what Phase 3 requires is the Project Phases tab on the course page (Phase 3: Requirements Analysis and Modelling), which carries the coordinator brief. Fill in the prompts written [in square brackets / italic] and remove the prompt text as you go.</w:t>
+        <w:t>The authoritative description of what Phase 3 requires is the Project Phases tab on the course page (Phase 3: Requirements Analysis and Modelling), which carries the full Phase 3 requirements. Fill in the prompts written [in square brackets / italic] and remove the prompt text as you go.</w:t>
       </w:r>
     </w:p>
     <w:p>
@@ -542,7 +542,7 @@
           <w:b w:val="0"/>
           <w:i w:val="0"/>
         </w:rPr>
-        <w:t>Submit all tasks (3.1 to 3.4) in one PDF file, named "G[Number]-Phase3", on Ritaj by the deadline shown on the course page.</w:t>
+        <w:t>Submit all tasks (3.1 to 3.4) in one PDF file, named "Group_[letter]_Phase3" (for example "Group_A_Phase3"), on Ritaj by the deadline shown on the course page.</w:t>
       </w:r>
     </w:p>
     <w:p>
@@ -778,7 +778,7 @@
           <w:i/>
           <w:color w:val="6E6E6E"/>
         </w:rPr>
-        <w:t>[Insert your overall use case diagram here as an image, or paste a shareable link to the UML tool.]</w:t>
+        <w:t>[Insert your overall use case diagram here as an image exported from your UML tool. The final submission is one PDF, so the diagram must appear in the document, not as a link.]</w:t>
       </w:r>
     </w:p>
     <w:p/>
@@ -1559,7 +1559,7 @@
           <w:i/>
           <w:color w:val="6E6E6E"/>
         </w:rPr>
-        <w:t>[Insert your overall activity diagram here as an image, or paste a shareable link to the UML tool.]</w:t>
+        <w:t>[Insert your overall activity diagram here as an image exported from your UML tool. The final submission is one PDF, so the diagram must appear in the document, not as a link.]</w:t>
       </w:r>
     </w:p>
     <w:p/>
